--- a/MINI PROJECT.docx
+++ b/MINI PROJECT.docx
@@ -296,7 +296,15 @@
         </w:rPr>
       </w:pPr>
       <w:r>
-        <w:t>At first, i have imported the data to excel for cleaning from Kaggle website</w:t>
+        <w:t xml:space="preserve">At first, </w:t>
+      </w:r>
+      <w:proofErr w:type="spellStart"/>
+      <w:r>
+        <w:t>i</w:t>
+      </w:r>
+      <w:proofErr w:type="spellEnd"/>
+      <w:r>
+        <w:t xml:space="preserve"> have imported the data to excel for cleaning from Kaggle website</w:t>
       </w:r>
     </w:p>
     <w:p>
@@ -398,7 +406,7 @@
           <w:u w:val="single"/>
         </w:rPr>
         <w:drawing>
-          <wp:inline distT="0" distB="0" distL="0" distR="0" wp14:anchorId="1F3860A0" wp14:editId="0BFCFFA2">
+          <wp:inline distT="0" distB="0" distL="0" distR="0" wp14:anchorId="1F3860A0" wp14:editId="5754F62E">
             <wp:extent cx="3661980" cy="1366701"/>
             <wp:effectExtent l="0" t="0" r="0" b="5080"/>
             <wp:docPr id="1807017842" name="Picture 3"/>
@@ -454,7 +462,7 @@
           <w:u w:val="single"/>
         </w:rPr>
         <w:drawing>
-          <wp:inline distT="0" distB="0" distL="0" distR="0" wp14:anchorId="18944251" wp14:editId="7BB5E41C">
+          <wp:inline distT="0" distB="0" distL="0" distR="0" wp14:anchorId="18944251" wp14:editId="2AC80AD9">
             <wp:extent cx="3595216" cy="1062932"/>
             <wp:effectExtent l="0" t="0" r="5715" b="4445"/>
             <wp:docPr id="678781027" name="Picture 4"/>
@@ -544,7 +552,7 @@
         </w:rPr>
         <w:lastRenderedPageBreak/>
         <w:drawing>
-          <wp:inline distT="0" distB="0" distL="0" distR="0" wp14:anchorId="447999F5" wp14:editId="454824BB">
+          <wp:inline distT="0" distB="0" distL="0" distR="0" wp14:anchorId="447999F5" wp14:editId="7AF8830A">
             <wp:extent cx="1411054" cy="1435864"/>
             <wp:effectExtent l="0" t="0" r="0" b="0"/>
             <wp:docPr id="1322859595" name="Picture 5"/>
@@ -597,7 +605,7 @@
           <w:u w:val="single"/>
         </w:rPr>
         <w:drawing>
-          <wp:inline distT="0" distB="0" distL="0" distR="0" wp14:anchorId="47D1010A" wp14:editId="1C6762DB">
+          <wp:inline distT="0" distB="0" distL="0" distR="0" wp14:anchorId="47D1010A" wp14:editId="4EF3D328">
             <wp:extent cx="1661158" cy="1432434"/>
             <wp:effectExtent l="0" t="0" r="0" b="0"/>
             <wp:docPr id="882461237" name="Picture 6"/>
@@ -787,7 +795,15 @@
       </w:pPr>
       <w:r>
         <w:lastRenderedPageBreak/>
-        <w:t>All the mail column values were duplicates but overall, when you consider rest of columns, it is different. Hence, I took a new sheet, used unique function to take each email value only once and used countif function to calculate number of occurrences.</w:t>
+        <w:t xml:space="preserve">All the mail column values were duplicates but overall, when you consider rest of columns, it is different. Hence, I took a new sheet, used unique function to take each email value only once and used </w:t>
+      </w:r>
+      <w:proofErr w:type="spellStart"/>
+      <w:r>
+        <w:t>countif</w:t>
+      </w:r>
+      <w:proofErr w:type="spellEnd"/>
+      <w:r>
+        <w:t xml:space="preserve"> function to calculate number of occurrences.</w:t>
       </w:r>
     </w:p>
     <w:p>
@@ -937,7 +953,7 @@
           <w:noProof/>
         </w:rPr>
         <w:drawing>
-          <wp:inline distT="0" distB="0" distL="0" distR="0" wp14:anchorId="69024422" wp14:editId="41DED392">
+          <wp:inline distT="0" distB="0" distL="0" distR="0" wp14:anchorId="69024422" wp14:editId="285B3B04">
             <wp:extent cx="2710709" cy="1933575"/>
             <wp:effectExtent l="0" t="0" r="0" b="0"/>
             <wp:docPr id="1138038745" name="Picture 11"/>
@@ -1029,7 +1045,7 @@
         </w:rPr>
         <w:lastRenderedPageBreak/>
         <w:drawing>
-          <wp:inline distT="0" distB="0" distL="0" distR="0" wp14:anchorId="57892887" wp14:editId="4BE240DA">
+          <wp:inline distT="0" distB="0" distL="0" distR="0" wp14:anchorId="57892887" wp14:editId="7C0D6150">
             <wp:extent cx="4028420" cy="1712759"/>
             <wp:effectExtent l="0" t="0" r="0" b="1905"/>
             <wp:docPr id="2078392620" name="Picture 12"/>
@@ -1287,7 +1303,7 @@
           </mc:Choice>
           <mc:Fallback>
             <w:pict>
-              <v:shapetype w14:anchorId="0DFA2CAE" id="_x0000_t67" coordsize="21600,21600" o:spt="67" adj="16200,5400" path="m0@0l@1@0@1,0@2,0@2@0,21600@0,10800,21600xe">
+              <v:shapetype w14:anchorId="1D3AFA54" id="_x0000_t67" coordsize="21600,21600" o:spt="67" adj="16200,5400" path="m0@0l@1@0@1,0@2,0@2@0,21600@0,10800,21600xe">
                 <v:stroke joinstyle="miter"/>
                 <v:formulas>
                   <v:f eqn="val #0"/>
@@ -1339,7 +1355,1079 @@
     <w:p>
       <w:pPr>
         <w:pStyle w:val="ListParagraph"/>
+        <w:numPr>
+          <w:ilvl w:val="0"/>
+          <w:numId w:val="2"/>
+        </w:numPr>
+        <w:rPr>
+          <w:color w:val="EE0000"/>
+          <w:u w:val="single"/>
+        </w:rPr>
+      </w:pPr>
+      <w:r>
+        <w:lastRenderedPageBreak/>
+        <w:t>Loaded the excel file to power bi</w:t>
+      </w:r>
+    </w:p>
+    <w:p>
+      <w:pPr>
+        <w:pStyle w:val="ListParagraph"/>
+        <w:numPr>
+          <w:ilvl w:val="0"/>
+          <w:numId w:val="2"/>
+        </w:numPr>
+        <w:rPr>
+          <w:color w:val="EE0000"/>
+          <w:u w:val="single"/>
+        </w:rPr>
+      </w:pPr>
+      <w:r>
+        <w:t>Added three new measures- Average salary, average age, total employees</w:t>
+      </w:r>
+    </w:p>
+    <w:p>
+      <w:pPr>
+        <w:pStyle w:val="ListParagraph"/>
         <w:ind w:left="1080"/>
+        <w:rPr>
+          <w:color w:val="EE0000"/>
+          <w:u w:val="single"/>
+        </w:rPr>
+      </w:pPr>
+      <w:r>
+        <w:rPr>
+          <w:noProof/>
+          <w:color w:val="EE0000"/>
+          <w:u w:val="single"/>
+        </w:rPr>
+        <w:drawing>
+          <wp:inline distT="0" distB="0" distL="0" distR="0" wp14:anchorId="5306DFB0" wp14:editId="69349042">
+            <wp:extent cx="5639587" cy="457264"/>
+            <wp:effectExtent l="0" t="0" r="0" b="0"/>
+            <wp:docPr id="1835942319" name="Picture 2"/>
+            <wp:cNvGraphicFramePr>
+              <a:graphicFrameLocks xmlns:a="http://schemas.openxmlformats.org/drawingml/2006/main" noChangeAspect="1"/>
+            </wp:cNvGraphicFramePr>
+            <a:graphic xmlns:a="http://schemas.openxmlformats.org/drawingml/2006/main">
+              <a:graphicData uri="http://schemas.openxmlformats.org/drawingml/2006/picture">
+                <pic:pic xmlns:pic="http://schemas.openxmlformats.org/drawingml/2006/picture">
+                  <pic:nvPicPr>
+                    <pic:cNvPr id="1835942319" name="Picture 1835942319"/>
+                    <pic:cNvPicPr/>
+                  </pic:nvPicPr>
+                  <pic:blipFill>
+                    <a:blip r:embed="rId18">
+                      <a:extLst>
+                        <a:ext uri="{28A0092B-C50C-407E-A947-70E740481C1C}">
+                          <a14:useLocalDpi xmlns:a14="http://schemas.microsoft.com/office/drawing/2010/main" val="0"/>
+                        </a:ext>
+                      </a:extLst>
+                    </a:blip>
+                    <a:stretch>
+                      <a:fillRect/>
+                    </a:stretch>
+                  </pic:blipFill>
+                  <pic:spPr>
+                    <a:xfrm>
+                      <a:off x="0" y="0"/>
+                      <a:ext cx="5639587" cy="457264"/>
+                    </a:xfrm>
+                    <a:prstGeom prst="rect">
+                      <a:avLst/>
+                    </a:prstGeom>
+                  </pic:spPr>
+                </pic:pic>
+              </a:graphicData>
+            </a:graphic>
+          </wp:inline>
+        </w:drawing>
+      </w:r>
+      <w:r>
+        <w:rPr>
+          <w:noProof/>
+          <w:color w:val="EE0000"/>
+          <w:u w:val="single"/>
+        </w:rPr>
+        <w:drawing>
+          <wp:inline distT="0" distB="0" distL="0" distR="0" wp14:anchorId="22C56599" wp14:editId="208F12D7">
+            <wp:extent cx="4896533" cy="362001"/>
+            <wp:effectExtent l="0" t="0" r="0" b="0"/>
+            <wp:docPr id="745254395" name="Picture 3"/>
+            <wp:cNvGraphicFramePr>
+              <a:graphicFrameLocks xmlns:a="http://schemas.openxmlformats.org/drawingml/2006/main" noChangeAspect="1"/>
+            </wp:cNvGraphicFramePr>
+            <a:graphic xmlns:a="http://schemas.openxmlformats.org/drawingml/2006/main">
+              <a:graphicData uri="http://schemas.openxmlformats.org/drawingml/2006/picture">
+                <pic:pic xmlns:pic="http://schemas.openxmlformats.org/drawingml/2006/picture">
+                  <pic:nvPicPr>
+                    <pic:cNvPr id="745254395" name="Picture 745254395"/>
+                    <pic:cNvPicPr/>
+                  </pic:nvPicPr>
+                  <pic:blipFill>
+                    <a:blip r:embed="rId19">
+                      <a:extLst>
+                        <a:ext uri="{28A0092B-C50C-407E-A947-70E740481C1C}">
+                          <a14:useLocalDpi xmlns:a14="http://schemas.microsoft.com/office/drawing/2010/main" val="0"/>
+                        </a:ext>
+                      </a:extLst>
+                    </a:blip>
+                    <a:stretch>
+                      <a:fillRect/>
+                    </a:stretch>
+                  </pic:blipFill>
+                  <pic:spPr>
+                    <a:xfrm>
+                      <a:off x="0" y="0"/>
+                      <a:ext cx="4896533" cy="362001"/>
+                    </a:xfrm>
+                    <a:prstGeom prst="rect">
+                      <a:avLst/>
+                    </a:prstGeom>
+                  </pic:spPr>
+                </pic:pic>
+              </a:graphicData>
+            </a:graphic>
+          </wp:inline>
+        </w:drawing>
+      </w:r>
+      <w:r>
+        <w:rPr>
+          <w:noProof/>
+          <w:color w:val="EE0000"/>
+          <w:u w:val="single"/>
+        </w:rPr>
+        <w:drawing>
+          <wp:inline distT="0" distB="0" distL="0" distR="0" wp14:anchorId="57C89DDA" wp14:editId="47FFC644">
+            <wp:extent cx="5732145" cy="271780"/>
+            <wp:effectExtent l="0" t="0" r="1905" b="0"/>
+            <wp:docPr id="1645560870" name="Picture 4"/>
+            <wp:cNvGraphicFramePr>
+              <a:graphicFrameLocks xmlns:a="http://schemas.openxmlformats.org/drawingml/2006/main" noChangeAspect="1"/>
+            </wp:cNvGraphicFramePr>
+            <a:graphic xmlns:a="http://schemas.openxmlformats.org/drawingml/2006/main">
+              <a:graphicData uri="http://schemas.openxmlformats.org/drawingml/2006/picture">
+                <pic:pic xmlns:pic="http://schemas.openxmlformats.org/drawingml/2006/picture">
+                  <pic:nvPicPr>
+                    <pic:cNvPr id="1645560870" name="Picture 1645560870"/>
+                    <pic:cNvPicPr/>
+                  </pic:nvPicPr>
+                  <pic:blipFill>
+                    <a:blip r:embed="rId20">
+                      <a:extLst>
+                        <a:ext uri="{28A0092B-C50C-407E-A947-70E740481C1C}">
+                          <a14:useLocalDpi xmlns:a14="http://schemas.microsoft.com/office/drawing/2010/main" val="0"/>
+                        </a:ext>
+                      </a:extLst>
+                    </a:blip>
+                    <a:stretch>
+                      <a:fillRect/>
+                    </a:stretch>
+                  </pic:blipFill>
+                  <pic:spPr>
+                    <a:xfrm>
+                      <a:off x="0" y="0"/>
+                      <a:ext cx="5732145" cy="271780"/>
+                    </a:xfrm>
+                    <a:prstGeom prst="rect">
+                      <a:avLst/>
+                    </a:prstGeom>
+                  </pic:spPr>
+                </pic:pic>
+              </a:graphicData>
+            </a:graphic>
+          </wp:inline>
+        </w:drawing>
+      </w:r>
+    </w:p>
+    <w:p>
+      <w:pPr>
+        <w:pStyle w:val="ListParagraph"/>
+        <w:numPr>
+          <w:ilvl w:val="0"/>
+          <w:numId w:val="2"/>
+        </w:numPr>
+        <w:rPr>
+          <w:color w:val="EE0000"/>
+          <w:u w:val="single"/>
+        </w:rPr>
+      </w:pPr>
+      <w:r>
+        <w:t>Created a stacked bar chart with department on y axis and count of employees in x axis, without a legend. This is to determine strength of each department</w:t>
+      </w:r>
+    </w:p>
+    <w:p>
+      <w:pPr>
+        <w:pStyle w:val="ListParagraph"/>
+        <w:ind w:left="1080"/>
+        <w:rPr>
+          <w:color w:val="EE0000"/>
+          <w:u w:val="single"/>
+        </w:rPr>
+      </w:pPr>
+      <w:r>
+        <w:rPr>
+          <w:noProof/>
+          <w:color w:val="EE0000"/>
+          <w:u w:val="single"/>
+        </w:rPr>
+        <w:drawing>
+          <wp:inline distT="0" distB="0" distL="0" distR="0" wp14:anchorId="4831BE90" wp14:editId="37734C2A">
+            <wp:extent cx="5732145" cy="2341245"/>
+            <wp:effectExtent l="0" t="0" r="1905" b="1905"/>
+            <wp:docPr id="1535575322" name="Picture 5"/>
+            <wp:cNvGraphicFramePr>
+              <a:graphicFrameLocks xmlns:a="http://schemas.openxmlformats.org/drawingml/2006/main" noChangeAspect="1"/>
+            </wp:cNvGraphicFramePr>
+            <a:graphic xmlns:a="http://schemas.openxmlformats.org/drawingml/2006/main">
+              <a:graphicData uri="http://schemas.openxmlformats.org/drawingml/2006/picture">
+                <pic:pic xmlns:pic="http://schemas.openxmlformats.org/drawingml/2006/picture">
+                  <pic:nvPicPr>
+                    <pic:cNvPr id="1535575322" name="Picture 1535575322"/>
+                    <pic:cNvPicPr/>
+                  </pic:nvPicPr>
+                  <pic:blipFill>
+                    <a:blip r:embed="rId21" cstate="print">
+                      <a:extLst>
+                        <a:ext uri="{28A0092B-C50C-407E-A947-70E740481C1C}">
+                          <a14:useLocalDpi xmlns:a14="http://schemas.microsoft.com/office/drawing/2010/main" val="0"/>
+                        </a:ext>
+                      </a:extLst>
+                    </a:blip>
+                    <a:stretch>
+                      <a:fillRect/>
+                    </a:stretch>
+                  </pic:blipFill>
+                  <pic:spPr>
+                    <a:xfrm>
+                      <a:off x="0" y="0"/>
+                      <a:ext cx="5732145" cy="2341245"/>
+                    </a:xfrm>
+                    <a:prstGeom prst="rect">
+                      <a:avLst/>
+                    </a:prstGeom>
+                  </pic:spPr>
+                </pic:pic>
+              </a:graphicData>
+            </a:graphic>
+          </wp:inline>
+        </w:drawing>
+      </w:r>
+    </w:p>
+    <w:p>
+      <w:pPr>
+        <w:pStyle w:val="ListParagraph"/>
+        <w:numPr>
+          <w:ilvl w:val="0"/>
+          <w:numId w:val="2"/>
+        </w:numPr>
+        <w:rPr>
+          <w:color w:val="EE0000"/>
+          <w:u w:val="single"/>
+        </w:rPr>
+      </w:pPr>
+      <w:r>
+        <w:t>Created a tree map with age as category and count of employees as values to determine the employee strength at each age level</w:t>
+      </w:r>
+    </w:p>
+    <w:p>
+      <w:pPr>
+        <w:pStyle w:val="ListParagraph"/>
+        <w:ind w:left="1080"/>
+        <w:rPr>
+          <w:color w:val="EE0000"/>
+          <w:u w:val="single"/>
+        </w:rPr>
+      </w:pPr>
+      <w:r>
+        <w:rPr>
+          <w:noProof/>
+          <w:color w:val="EE0000"/>
+          <w:u w:val="single"/>
+        </w:rPr>
+        <w:lastRenderedPageBreak/>
+        <w:drawing>
+          <wp:inline distT="0" distB="0" distL="0" distR="0" wp14:anchorId="3202A63D" wp14:editId="32992027">
+            <wp:extent cx="5732145" cy="2348230"/>
+            <wp:effectExtent l="0" t="0" r="1905" b="0"/>
+            <wp:docPr id="923601452" name="Picture 6"/>
+            <wp:cNvGraphicFramePr>
+              <a:graphicFrameLocks xmlns:a="http://schemas.openxmlformats.org/drawingml/2006/main" noChangeAspect="1"/>
+            </wp:cNvGraphicFramePr>
+            <a:graphic xmlns:a="http://schemas.openxmlformats.org/drawingml/2006/main">
+              <a:graphicData uri="http://schemas.openxmlformats.org/drawingml/2006/picture">
+                <pic:pic xmlns:pic="http://schemas.openxmlformats.org/drawingml/2006/picture">
+                  <pic:nvPicPr>
+                    <pic:cNvPr id="923601452" name="Picture 923601452"/>
+                    <pic:cNvPicPr/>
+                  </pic:nvPicPr>
+                  <pic:blipFill>
+                    <a:blip r:embed="rId22" cstate="print">
+                      <a:extLst>
+                        <a:ext uri="{28A0092B-C50C-407E-A947-70E740481C1C}">
+                          <a14:useLocalDpi xmlns:a14="http://schemas.microsoft.com/office/drawing/2010/main" val="0"/>
+                        </a:ext>
+                      </a:extLst>
+                    </a:blip>
+                    <a:stretch>
+                      <a:fillRect/>
+                    </a:stretch>
+                  </pic:blipFill>
+                  <pic:spPr>
+                    <a:xfrm>
+                      <a:off x="0" y="0"/>
+                      <a:ext cx="5732145" cy="2348230"/>
+                    </a:xfrm>
+                    <a:prstGeom prst="rect">
+                      <a:avLst/>
+                    </a:prstGeom>
+                  </pic:spPr>
+                </pic:pic>
+              </a:graphicData>
+            </a:graphic>
+          </wp:inline>
+        </w:drawing>
+      </w:r>
+    </w:p>
+    <w:p>
+      <w:pPr>
+        <w:pStyle w:val="ListParagraph"/>
+        <w:numPr>
+          <w:ilvl w:val="0"/>
+          <w:numId w:val="2"/>
+        </w:numPr>
+        <w:rPr>
+          <w:color w:val="EE0000"/>
+          <w:u w:val="single"/>
+        </w:rPr>
+      </w:pPr>
+      <w:r>
+        <w:t>Created a line and stacked column chart to determine average salary and total employees as per each performance score</w:t>
+      </w:r>
+    </w:p>
+    <w:p>
+      <w:pPr>
+        <w:pStyle w:val="ListParagraph"/>
+        <w:ind w:left="1080"/>
+        <w:rPr>
+          <w:color w:val="EE0000"/>
+          <w:u w:val="single"/>
+        </w:rPr>
+      </w:pPr>
+      <w:r>
+        <w:rPr>
+          <w:noProof/>
+          <w:color w:val="EE0000"/>
+          <w:u w:val="single"/>
+        </w:rPr>
+        <w:drawing>
+          <wp:inline distT="0" distB="0" distL="0" distR="0" wp14:anchorId="5BE3C3CB" wp14:editId="20568781">
+            <wp:extent cx="5732145" cy="2487295"/>
+            <wp:effectExtent l="0" t="0" r="1905" b="8255"/>
+            <wp:docPr id="473742960" name="Picture 7"/>
+            <wp:cNvGraphicFramePr>
+              <a:graphicFrameLocks xmlns:a="http://schemas.openxmlformats.org/drawingml/2006/main" noChangeAspect="1"/>
+            </wp:cNvGraphicFramePr>
+            <a:graphic xmlns:a="http://schemas.openxmlformats.org/drawingml/2006/main">
+              <a:graphicData uri="http://schemas.openxmlformats.org/drawingml/2006/picture">
+                <pic:pic xmlns:pic="http://schemas.openxmlformats.org/drawingml/2006/picture">
+                  <pic:nvPicPr>
+                    <pic:cNvPr id="473742960" name="Picture 473742960"/>
+                    <pic:cNvPicPr/>
+                  </pic:nvPicPr>
+                  <pic:blipFill>
+                    <a:blip r:embed="rId23" cstate="print">
+                      <a:extLst>
+                        <a:ext uri="{28A0092B-C50C-407E-A947-70E740481C1C}">
+                          <a14:useLocalDpi xmlns:a14="http://schemas.microsoft.com/office/drawing/2010/main" val="0"/>
+                        </a:ext>
+                      </a:extLst>
+                    </a:blip>
+                    <a:stretch>
+                      <a:fillRect/>
+                    </a:stretch>
+                  </pic:blipFill>
+                  <pic:spPr>
+                    <a:xfrm>
+                      <a:off x="0" y="0"/>
+                      <a:ext cx="5732145" cy="2487295"/>
+                    </a:xfrm>
+                    <a:prstGeom prst="rect">
+                      <a:avLst/>
+                    </a:prstGeom>
+                  </pic:spPr>
+                </pic:pic>
+              </a:graphicData>
+            </a:graphic>
+          </wp:inline>
+        </w:drawing>
+      </w:r>
+    </w:p>
+    <w:p>
+      <w:pPr>
+        <w:pStyle w:val="ListParagraph"/>
+        <w:numPr>
+          <w:ilvl w:val="0"/>
+          <w:numId w:val="2"/>
+        </w:numPr>
+        <w:rPr>
+          <w:color w:val="EE0000"/>
+          <w:u w:val="single"/>
+        </w:rPr>
+      </w:pPr>
+      <w:r>
+        <w:t>Created a card to determine average salary by age category</w:t>
+      </w:r>
+    </w:p>
+    <w:p>
+      <w:pPr>
+        <w:pStyle w:val="ListParagraph"/>
+        <w:ind w:left="1080"/>
+        <w:rPr>
+          <w:color w:val="EE0000"/>
+          <w:u w:val="single"/>
+        </w:rPr>
+      </w:pPr>
+      <w:r>
+        <w:rPr>
+          <w:noProof/>
+          <w:color w:val="EE0000"/>
+          <w:u w:val="single"/>
+        </w:rPr>
+        <w:lastRenderedPageBreak/>
+        <w:drawing>
+          <wp:inline distT="0" distB="0" distL="0" distR="0" wp14:anchorId="6B43DCF6" wp14:editId="0CD69D20">
+            <wp:extent cx="5732145" cy="2647315"/>
+            <wp:effectExtent l="0" t="0" r="1905" b="635"/>
+            <wp:docPr id="1954036787" name="Picture 8"/>
+            <wp:cNvGraphicFramePr>
+              <a:graphicFrameLocks xmlns:a="http://schemas.openxmlformats.org/drawingml/2006/main" noChangeAspect="1"/>
+            </wp:cNvGraphicFramePr>
+            <a:graphic xmlns:a="http://schemas.openxmlformats.org/drawingml/2006/main">
+              <a:graphicData uri="http://schemas.openxmlformats.org/drawingml/2006/picture">
+                <pic:pic xmlns:pic="http://schemas.openxmlformats.org/drawingml/2006/picture">
+                  <pic:nvPicPr>
+                    <pic:cNvPr id="1954036787" name="Picture 1954036787"/>
+                    <pic:cNvPicPr/>
+                  </pic:nvPicPr>
+                  <pic:blipFill>
+                    <a:blip r:embed="rId24" cstate="print">
+                      <a:extLst>
+                        <a:ext uri="{28A0092B-C50C-407E-A947-70E740481C1C}">
+                          <a14:useLocalDpi xmlns:a14="http://schemas.microsoft.com/office/drawing/2010/main" val="0"/>
+                        </a:ext>
+                      </a:extLst>
+                    </a:blip>
+                    <a:stretch>
+                      <a:fillRect/>
+                    </a:stretch>
+                  </pic:blipFill>
+                  <pic:spPr>
+                    <a:xfrm>
+                      <a:off x="0" y="0"/>
+                      <a:ext cx="5732145" cy="2647315"/>
+                    </a:xfrm>
+                    <a:prstGeom prst="rect">
+                      <a:avLst/>
+                    </a:prstGeom>
+                  </pic:spPr>
+                </pic:pic>
+              </a:graphicData>
+            </a:graphic>
+          </wp:inline>
+        </w:drawing>
+      </w:r>
+    </w:p>
+    <w:p>
+      <w:pPr>
+        <w:pStyle w:val="ListParagraph"/>
+        <w:numPr>
+          <w:ilvl w:val="0"/>
+          <w:numId w:val="2"/>
+        </w:numPr>
+        <w:rPr>
+          <w:color w:val="EE0000"/>
+          <w:u w:val="single"/>
+        </w:rPr>
+      </w:pPr>
+      <w:r>
+        <w:t>Created a map to determine total employees by region</w:t>
+      </w:r>
+    </w:p>
+    <w:p>
+      <w:pPr>
+        <w:pStyle w:val="ListParagraph"/>
+        <w:ind w:left="1080"/>
+        <w:rPr>
+          <w:color w:val="EE0000"/>
+          <w:u w:val="single"/>
+        </w:rPr>
+      </w:pPr>
+      <w:r>
+        <w:rPr>
+          <w:noProof/>
+          <w:color w:val="EE0000"/>
+          <w:u w:val="single"/>
+        </w:rPr>
+        <w:drawing>
+          <wp:inline distT="0" distB="0" distL="0" distR="0" wp14:anchorId="02730206" wp14:editId="6D811A30">
+            <wp:extent cx="5732145" cy="2517775"/>
+            <wp:effectExtent l="0" t="0" r="1905" b="0"/>
+            <wp:docPr id="2144937144" name="Picture 9"/>
+            <wp:cNvGraphicFramePr>
+              <a:graphicFrameLocks xmlns:a="http://schemas.openxmlformats.org/drawingml/2006/main" noChangeAspect="1"/>
+            </wp:cNvGraphicFramePr>
+            <a:graphic xmlns:a="http://schemas.openxmlformats.org/drawingml/2006/main">
+              <a:graphicData uri="http://schemas.openxmlformats.org/drawingml/2006/picture">
+                <pic:pic xmlns:pic="http://schemas.openxmlformats.org/drawingml/2006/picture">
+                  <pic:nvPicPr>
+                    <pic:cNvPr id="2144937144" name="Picture 2144937144"/>
+                    <pic:cNvPicPr/>
+                  </pic:nvPicPr>
+                  <pic:blipFill>
+                    <a:blip r:embed="rId25" cstate="print">
+                      <a:extLst>
+                        <a:ext uri="{28A0092B-C50C-407E-A947-70E740481C1C}">
+                          <a14:useLocalDpi xmlns:a14="http://schemas.microsoft.com/office/drawing/2010/main" val="0"/>
+                        </a:ext>
+                      </a:extLst>
+                    </a:blip>
+                    <a:stretch>
+                      <a:fillRect/>
+                    </a:stretch>
+                  </pic:blipFill>
+                  <pic:spPr>
+                    <a:xfrm>
+                      <a:off x="0" y="0"/>
+                      <a:ext cx="5732145" cy="2517775"/>
+                    </a:xfrm>
+                    <a:prstGeom prst="rect">
+                      <a:avLst/>
+                    </a:prstGeom>
+                  </pic:spPr>
+                </pic:pic>
+              </a:graphicData>
+            </a:graphic>
+          </wp:inline>
+        </w:drawing>
+      </w:r>
+    </w:p>
+    <w:p>
+      <w:pPr>
+        <w:pStyle w:val="ListParagraph"/>
+        <w:numPr>
+          <w:ilvl w:val="0"/>
+          <w:numId w:val="2"/>
+        </w:numPr>
+        <w:rPr>
+          <w:color w:val="EE0000"/>
+          <w:u w:val="single"/>
+        </w:rPr>
+      </w:pPr>
+      <w:r>
+        <w:lastRenderedPageBreak/>
+        <w:t>Created a funnel to determine average age of employees by department</w:t>
+      </w:r>
+    </w:p>
+    <w:p>
+      <w:pPr>
+        <w:pStyle w:val="ListParagraph"/>
+        <w:ind w:left="1080"/>
+        <w:rPr>
+          <w:color w:val="EE0000"/>
+          <w:u w:val="single"/>
+        </w:rPr>
+      </w:pPr>
+      <w:r>
+        <w:rPr>
+          <w:noProof/>
+          <w:color w:val="EE0000"/>
+          <w:u w:val="single"/>
+        </w:rPr>
+        <w:drawing>
+          <wp:inline distT="0" distB="0" distL="0" distR="0" wp14:anchorId="4B1F52E2" wp14:editId="0783FCAC">
+            <wp:extent cx="5732145" cy="2633980"/>
+            <wp:effectExtent l="0" t="0" r="1905" b="0"/>
+            <wp:docPr id="1896362889" name="Picture 11"/>
+            <wp:cNvGraphicFramePr>
+              <a:graphicFrameLocks xmlns:a="http://schemas.openxmlformats.org/drawingml/2006/main" noChangeAspect="1"/>
+            </wp:cNvGraphicFramePr>
+            <a:graphic xmlns:a="http://schemas.openxmlformats.org/drawingml/2006/main">
+              <a:graphicData uri="http://schemas.openxmlformats.org/drawingml/2006/picture">
+                <pic:pic xmlns:pic="http://schemas.openxmlformats.org/drawingml/2006/picture">
+                  <pic:nvPicPr>
+                    <pic:cNvPr id="1896362889" name="Picture 1896362889"/>
+                    <pic:cNvPicPr/>
+                  </pic:nvPicPr>
+                  <pic:blipFill>
+                    <a:blip r:embed="rId26" cstate="print">
+                      <a:extLst>
+                        <a:ext uri="{28A0092B-C50C-407E-A947-70E740481C1C}">
+                          <a14:useLocalDpi xmlns:a14="http://schemas.microsoft.com/office/drawing/2010/main" val="0"/>
+                        </a:ext>
+                      </a:extLst>
+                    </a:blip>
+                    <a:stretch>
+                      <a:fillRect/>
+                    </a:stretch>
+                  </pic:blipFill>
+                  <pic:spPr>
+                    <a:xfrm>
+                      <a:off x="0" y="0"/>
+                      <a:ext cx="5732145" cy="2633980"/>
+                    </a:xfrm>
+                    <a:prstGeom prst="rect">
+                      <a:avLst/>
+                    </a:prstGeom>
+                  </pic:spPr>
+                </pic:pic>
+              </a:graphicData>
+            </a:graphic>
+          </wp:inline>
+        </w:drawing>
+      </w:r>
+    </w:p>
+    <w:p>
+      <w:pPr>
+        <w:pStyle w:val="ListParagraph"/>
+        <w:numPr>
+          <w:ilvl w:val="0"/>
+          <w:numId w:val="2"/>
+        </w:numPr>
+        <w:rPr>
+          <w:color w:val="EE0000"/>
+          <w:u w:val="single"/>
+        </w:rPr>
+      </w:pPr>
+      <w:r>
+        <w:t>Created a table to determine total employees and their average salary by the year of join category</w:t>
+      </w:r>
+    </w:p>
+    <w:p>
+      <w:pPr>
+        <w:pStyle w:val="ListParagraph"/>
+        <w:ind w:left="1080"/>
+        <w:rPr>
+          <w:color w:val="EE0000"/>
+          <w:u w:val="single"/>
+        </w:rPr>
+      </w:pPr>
+      <w:r>
+        <w:rPr>
+          <w:noProof/>
+          <w:color w:val="EE0000"/>
+          <w:u w:val="single"/>
+        </w:rPr>
+        <w:lastRenderedPageBreak/>
+        <w:drawing>
+          <wp:inline distT="0" distB="0" distL="0" distR="0" wp14:anchorId="199EEAEA" wp14:editId="0E810AB2">
+            <wp:extent cx="5732145" cy="2731135"/>
+            <wp:effectExtent l="0" t="0" r="1905" b="0"/>
+            <wp:docPr id="1998484738" name="Picture 12"/>
+            <wp:cNvGraphicFramePr>
+              <a:graphicFrameLocks xmlns:a="http://schemas.openxmlformats.org/drawingml/2006/main" noChangeAspect="1"/>
+            </wp:cNvGraphicFramePr>
+            <a:graphic xmlns:a="http://schemas.openxmlformats.org/drawingml/2006/main">
+              <a:graphicData uri="http://schemas.openxmlformats.org/drawingml/2006/picture">
+                <pic:pic xmlns:pic="http://schemas.openxmlformats.org/drawingml/2006/picture">
+                  <pic:nvPicPr>
+                    <pic:cNvPr id="1998484738" name="Picture 1998484738"/>
+                    <pic:cNvPicPr/>
+                  </pic:nvPicPr>
+                  <pic:blipFill>
+                    <a:blip r:embed="rId27" cstate="print">
+                      <a:extLst>
+                        <a:ext uri="{28A0092B-C50C-407E-A947-70E740481C1C}">
+                          <a14:useLocalDpi xmlns:a14="http://schemas.microsoft.com/office/drawing/2010/main" val="0"/>
+                        </a:ext>
+                      </a:extLst>
+                    </a:blip>
+                    <a:stretch>
+                      <a:fillRect/>
+                    </a:stretch>
+                  </pic:blipFill>
+                  <pic:spPr>
+                    <a:xfrm>
+                      <a:off x="0" y="0"/>
+                      <a:ext cx="5732145" cy="2731135"/>
+                    </a:xfrm>
+                    <a:prstGeom prst="rect">
+                      <a:avLst/>
+                    </a:prstGeom>
+                  </pic:spPr>
+                </pic:pic>
+              </a:graphicData>
+            </a:graphic>
+          </wp:inline>
+        </w:drawing>
+      </w:r>
+    </w:p>
+    <w:p>
+      <w:pPr>
+        <w:pStyle w:val="ListParagraph"/>
+        <w:ind w:left="1080"/>
+        <w:rPr>
+          <w:color w:val="EE0000"/>
+          <w:u w:val="single"/>
+        </w:rPr>
+      </w:pPr>
+    </w:p>
+    <w:p>
+      <w:pPr>
+        <w:pStyle w:val="ListParagraph"/>
+        <w:numPr>
+          <w:ilvl w:val="0"/>
+          <w:numId w:val="2"/>
+        </w:numPr>
+        <w:rPr>
+          <w:color w:val="EE0000"/>
+          <w:u w:val="single"/>
+        </w:rPr>
+      </w:pPr>
+      <w:r>
+        <w:t>Created a donut chart to determine average salary spent on each department</w:t>
+      </w:r>
+    </w:p>
+    <w:p>
+      <w:pPr>
+        <w:pStyle w:val="ListParagraph"/>
+        <w:ind w:left="1080"/>
+        <w:rPr>
+          <w:color w:val="EE0000"/>
+          <w:u w:val="single"/>
+        </w:rPr>
+      </w:pPr>
+      <w:r>
+        <w:rPr>
+          <w:noProof/>
+          <w:color w:val="EE0000"/>
+          <w:u w:val="single"/>
+        </w:rPr>
+        <w:lastRenderedPageBreak/>
+        <w:drawing>
+          <wp:inline distT="0" distB="0" distL="0" distR="0" wp14:anchorId="49BE78B1" wp14:editId="5BDED43D">
+            <wp:extent cx="5732145" cy="2563495"/>
+            <wp:effectExtent l="0" t="0" r="1905" b="8255"/>
+            <wp:docPr id="1617211793" name="Picture 13"/>
+            <wp:cNvGraphicFramePr>
+              <a:graphicFrameLocks xmlns:a="http://schemas.openxmlformats.org/drawingml/2006/main" noChangeAspect="1"/>
+            </wp:cNvGraphicFramePr>
+            <a:graphic xmlns:a="http://schemas.openxmlformats.org/drawingml/2006/main">
+              <a:graphicData uri="http://schemas.openxmlformats.org/drawingml/2006/picture">
+                <pic:pic xmlns:pic="http://schemas.openxmlformats.org/drawingml/2006/picture">
+                  <pic:nvPicPr>
+                    <pic:cNvPr id="1617211793" name="Picture 1617211793"/>
+                    <pic:cNvPicPr/>
+                  </pic:nvPicPr>
+                  <pic:blipFill>
+                    <a:blip r:embed="rId28" cstate="print">
+                      <a:extLst>
+                        <a:ext uri="{28A0092B-C50C-407E-A947-70E740481C1C}">
+                          <a14:useLocalDpi xmlns:a14="http://schemas.microsoft.com/office/drawing/2010/main" val="0"/>
+                        </a:ext>
+                      </a:extLst>
+                    </a:blip>
+                    <a:stretch>
+                      <a:fillRect/>
+                    </a:stretch>
+                  </pic:blipFill>
+                  <pic:spPr>
+                    <a:xfrm>
+                      <a:off x="0" y="0"/>
+                      <a:ext cx="5732145" cy="2563495"/>
+                    </a:xfrm>
+                    <a:prstGeom prst="rect">
+                      <a:avLst/>
+                    </a:prstGeom>
+                  </pic:spPr>
+                </pic:pic>
+              </a:graphicData>
+            </a:graphic>
+          </wp:inline>
+        </w:drawing>
+      </w:r>
+    </w:p>
+    <w:p>
+      <w:pPr>
+        <w:pStyle w:val="ListParagraph"/>
+        <w:numPr>
+          <w:ilvl w:val="0"/>
+          <w:numId w:val="2"/>
+        </w:numPr>
+        <w:rPr>
+          <w:color w:val="EE0000"/>
+          <w:u w:val="single"/>
+        </w:rPr>
+      </w:pPr>
+      <w:r>
+        <w:t>Created a slicer to determine change in all the charts based on year of join date</w:t>
+      </w:r>
+    </w:p>
+    <w:p>
+      <w:pPr>
+        <w:pStyle w:val="ListParagraph"/>
+        <w:ind w:left="1080"/>
+        <w:rPr>
+          <w:color w:val="EE0000"/>
+          <w:u w:val="single"/>
+        </w:rPr>
+      </w:pPr>
+      <w:r>
+        <w:rPr>
+          <w:noProof/>
+          <w:color w:val="EE0000"/>
+          <w:u w:val="single"/>
+        </w:rPr>
+        <w:drawing>
+          <wp:inline distT="0" distB="0" distL="0" distR="0" wp14:anchorId="0986789D" wp14:editId="5BA173A8">
+            <wp:extent cx="5732145" cy="2444750"/>
+            <wp:effectExtent l="0" t="0" r="1905" b="0"/>
+            <wp:docPr id="1080593258" name="Picture 14"/>
+            <wp:cNvGraphicFramePr>
+              <a:graphicFrameLocks xmlns:a="http://schemas.openxmlformats.org/drawingml/2006/main" noChangeAspect="1"/>
+            </wp:cNvGraphicFramePr>
+            <a:graphic xmlns:a="http://schemas.openxmlformats.org/drawingml/2006/main">
+              <a:graphicData uri="http://schemas.openxmlformats.org/drawingml/2006/picture">
+                <pic:pic xmlns:pic="http://schemas.openxmlformats.org/drawingml/2006/picture">
+                  <pic:nvPicPr>
+                    <pic:cNvPr id="1080593258" name="Picture 1080593258"/>
+                    <pic:cNvPicPr/>
+                  </pic:nvPicPr>
+                  <pic:blipFill>
+                    <a:blip r:embed="rId29" cstate="print">
+                      <a:extLst>
+                        <a:ext uri="{28A0092B-C50C-407E-A947-70E740481C1C}">
+                          <a14:useLocalDpi xmlns:a14="http://schemas.microsoft.com/office/drawing/2010/main" val="0"/>
+                        </a:ext>
+                      </a:extLst>
+                    </a:blip>
+                    <a:stretch>
+                      <a:fillRect/>
+                    </a:stretch>
+                  </pic:blipFill>
+                  <pic:spPr>
+                    <a:xfrm>
+                      <a:off x="0" y="0"/>
+                      <a:ext cx="5732145" cy="2444750"/>
+                    </a:xfrm>
+                    <a:prstGeom prst="rect">
+                      <a:avLst/>
+                    </a:prstGeom>
+                  </pic:spPr>
+                </pic:pic>
+              </a:graphicData>
+            </a:graphic>
+          </wp:inline>
+        </w:drawing>
+      </w:r>
+    </w:p>
+    <w:p>
+      <w:pPr>
+        <w:pStyle w:val="ListParagraph"/>
+        <w:ind w:left="1080"/>
+        <w:rPr>
+          <w:color w:val="EE0000"/>
+          <w:u w:val="single"/>
+        </w:rPr>
+      </w:pPr>
+      <w:r>
+        <w:rPr>
+          <w:color w:val="EE0000"/>
+          <w:u w:val="single"/>
+        </w:rPr>
+        <w:lastRenderedPageBreak/>
+        <w:t xml:space="preserve"> DASHBOARD</w:t>
+      </w:r>
+    </w:p>
+    <w:p>
+      <w:pPr>
+        <w:pStyle w:val="ListParagraph"/>
+        <w:ind w:left="1080"/>
+        <w:rPr>
+          <w:color w:val="EE0000"/>
+          <w:u w:val="single"/>
+        </w:rPr>
+      </w:pPr>
+      <w:r>
+        <w:rPr>
+          <w:noProof/>
+          <w:color w:val="EE0000"/>
+          <w:u w:val="single"/>
+        </w:rPr>
+        <w:drawing>
+          <wp:inline distT="0" distB="0" distL="0" distR="0" wp14:anchorId="1291D7F9" wp14:editId="0171FAB1">
+            <wp:extent cx="5732145" cy="3223895"/>
+            <wp:effectExtent l="0" t="0" r="1905" b="0"/>
+            <wp:docPr id="102877497" name="Picture 15"/>
+            <wp:cNvGraphicFramePr>
+              <a:graphicFrameLocks xmlns:a="http://schemas.openxmlformats.org/drawingml/2006/main" noChangeAspect="1"/>
+            </wp:cNvGraphicFramePr>
+            <a:graphic xmlns:a="http://schemas.openxmlformats.org/drawingml/2006/main">
+              <a:graphicData uri="http://schemas.openxmlformats.org/drawingml/2006/picture">
+                <pic:pic xmlns:pic="http://schemas.openxmlformats.org/drawingml/2006/picture">
+                  <pic:nvPicPr>
+                    <pic:cNvPr id="102877497" name="Picture 102877497"/>
+                    <pic:cNvPicPr/>
+                  </pic:nvPicPr>
+                  <pic:blipFill>
+                    <a:blip r:embed="rId30">
+                      <a:extLst>
+                        <a:ext uri="{28A0092B-C50C-407E-A947-70E740481C1C}">
+                          <a14:useLocalDpi xmlns:a14="http://schemas.microsoft.com/office/drawing/2010/main" val="0"/>
+                        </a:ext>
+                      </a:extLst>
+                    </a:blip>
+                    <a:stretch>
+                      <a:fillRect/>
+                    </a:stretch>
+                  </pic:blipFill>
+                  <pic:spPr>
+                    <a:xfrm>
+                      <a:off x="0" y="0"/>
+                      <a:ext cx="5732145" cy="3223895"/>
+                    </a:xfrm>
+                    <a:prstGeom prst="rect">
+                      <a:avLst/>
+                    </a:prstGeom>
+                  </pic:spPr>
+                </pic:pic>
+              </a:graphicData>
+            </a:graphic>
+          </wp:inline>
+        </w:drawing>
+      </w:r>
+    </w:p>
+    <w:p>
+      <w:pPr>
+        <w:pStyle w:val="ListParagraph"/>
+        <w:ind w:left="1080"/>
+        <w:rPr>
+          <w:color w:val="EE0000"/>
+          <w:u w:val="single"/>
+        </w:rPr>
+      </w:pPr>
+    </w:p>
+    <w:p>
+      <w:pPr>
+        <w:pStyle w:val="ListParagraph"/>
+        <w:ind w:left="1080"/>
+        <w:rPr>
+          <w:color w:val="EE0000"/>
+          <w:u w:val="single"/>
+        </w:rPr>
+      </w:pPr>
+      <w:r>
+        <w:rPr>
+          <w:color w:val="EE0000"/>
+          <w:u w:val="single"/>
+        </w:rPr>
+        <w:t>CONCLUSION</w:t>
+      </w:r>
+    </w:p>
+    <w:p>
+      <w:pPr>
+        <w:jc w:val="both"/>
+      </w:pPr>
+      <w:r>
+        <w:t xml:space="preserve">This project transformed a messy employee dataset into meaningful and reliable information using Excel and Power BI. Data was cleaned, organized, and </w:t>
+      </w:r>
+      <w:proofErr w:type="spellStart"/>
+      <w:r>
+        <w:t>analyzed</w:t>
+      </w:r>
+      <w:proofErr w:type="spellEnd"/>
+      <w:r>
+        <w:t>, followed by the creation of an interactive dashboard. The project demonstrated how data cleaning and visualization can support better understanding and decision-making.</w:t>
+      </w:r>
+      <w:r>
+        <w:t xml:space="preserve"> It helps to understand whether </w:t>
+      </w:r>
+      <w:proofErr w:type="spellStart"/>
+      <w:r>
+        <w:t>the</w:t>
+      </w:r>
+      <w:proofErr w:type="spellEnd"/>
+      <w:r>
+        <w:t xml:space="preserve"> employees </w:t>
+      </w:r>
+      <w:proofErr w:type="gramStart"/>
+      <w:r>
+        <w:t>are able to</w:t>
+      </w:r>
+      <w:proofErr w:type="gramEnd"/>
+      <w:r>
+        <w:t xml:space="preserve"> give good output based on their salary, performance, </w:t>
+      </w:r>
+      <w:proofErr w:type="gramStart"/>
+      <w:r>
+        <w:t>age ,department</w:t>
+      </w:r>
+      <w:proofErr w:type="gramEnd"/>
+      <w:r>
+        <w:t>, region etc.</w:t>
+      </w:r>
+    </w:p>
+    <w:p>
+      <w:pPr>
+        <w:jc w:val="both"/>
+      </w:pPr>
+    </w:p>
+    <w:p>
+      <w:pPr>
+        <w:jc w:val="both"/>
+      </w:pPr>
+    </w:p>
+    <w:p>
+      <w:pPr>
+        <w:jc w:val="both"/>
+      </w:pPr>
+    </w:p>
+    <w:p>
+      <w:pPr>
+        <w:jc w:val="center"/>
+        <w:rPr>
+          <w:color w:val="EE0000"/>
+          <w:sz w:val="44"/>
+          <w:szCs w:val="44"/>
+          <w:u w:val="single"/>
+        </w:rPr>
+      </w:pPr>
+    </w:p>
+    <w:p>
+      <w:pPr>
+        <w:jc w:val="center"/>
+        <w:rPr>
+          <w:color w:val="00B0F0"/>
+          <w:sz w:val="96"/>
+          <w:szCs w:val="96"/>
+          <w:u w:val="single"/>
+        </w:rPr>
+      </w:pPr>
+      <w:r>
+        <w:rPr>
+          <w:color w:val="00B0F0"/>
+          <w:sz w:val="96"/>
+          <w:szCs w:val="96"/>
+          <w:u w:val="single"/>
+        </w:rPr>
+        <w:t>THANK YOU</w:t>
+      </w:r>
+    </w:p>
+    <w:p>
+      <w:pPr>
+        <w:pStyle w:val="ListParagraph"/>
+        <w:ind w:left="1080"/>
+        <w:jc w:val="both"/>
+        <w:rPr>
+          <w:color w:val="EE0000"/>
+          <w:u w:val="single"/>
+        </w:rPr>
+      </w:pPr>
+    </w:p>
+    <w:p>
+      <w:pPr>
+        <w:pStyle w:val="ListParagraph"/>
+        <w:ind w:left="1080"/>
+        <w:jc w:val="both"/>
         <w:rPr>
           <w:color w:val="EE0000"/>
           <w:u w:val="single"/>
@@ -1474,7 +2562,7 @@
   <w:abstractNum w:abstractNumId="1" w15:restartNumberingAfterBreak="0">
     <w:nsid w:val="2BD67E6D"/>
     <w:multiLevelType w:val="hybridMultilevel"/>
-    <w:tmpl w:val="5AB8CDAC"/>
+    <w:tmpl w:val="E1AABF8A"/>
     <w:lvl w:ilvl="0" w:tplc="40090001">
       <w:start w:val="1"/>
       <w:numFmt w:val="bullet"/>
